--- a/dosyalar/etkinlikler/8-sinif/arapca-8-1-etkinlik.docx
+++ b/dosyalar/etkinlikler/8-sinif/arapca-8-1-etkinlik.docx
@@ -3953,7 +3953,7 @@
                 <w:szCs w:val="32"/>
                 <w:rtl/>
               </w:rPr>
-              <w:t xml:space="preserve">اَلْعَفْوُ</w:t>
+              <w:t xml:space="preserve">اَلعَفْوُ</w:t>
             </w:r>
           </w:p>
           <w:p>
@@ -4003,7 +4003,7 @@
                 <w:szCs w:val="32"/>
                 <w:rtl/>
               </w:rPr>
-              <w:t xml:space="preserve">اَلْمَسْؤُولِيَّةُ</w:t>
+              <w:t xml:space="preserve">اَلمَسْؤُولِيَّةُ</w:t>
             </w:r>
           </w:p>
           <w:p>
@@ -4053,7 +4053,7 @@
                 <w:szCs w:val="32"/>
                 <w:rtl/>
               </w:rPr>
-              <w:t xml:space="preserve">اَلْبِرُّ</w:t>
+              <w:t xml:space="preserve">اَلبِرُّ</w:t>
             </w:r>
           </w:p>
           <w:p>
@@ -4103,7 +4103,7 @@
                 <w:szCs w:val="32"/>
                 <w:rtl/>
               </w:rPr>
-              <w:t xml:space="preserve">اَلْإِيثَارُ</w:t>
+              <w:t xml:space="preserve">اَلإِيثَارُ</w:t>
             </w:r>
           </w:p>
           <w:p>
@@ -4158,7 +4158,7 @@
                 <w:szCs w:val="32"/>
                 <w:rtl/>
               </w:rPr>
-              <w:t xml:space="preserve">اَلْحِلْمُ</w:t>
+              <w:t xml:space="preserve">اَلحِلْمُ</w:t>
             </w:r>
           </w:p>
           <w:p>
@@ -4208,7 +4208,7 @@
                 <w:szCs w:val="32"/>
                 <w:rtl/>
               </w:rPr>
-              <w:t xml:space="preserve">اَلْأَدَبُ</w:t>
+              <w:t xml:space="preserve">اَلأَدَبُ</w:t>
             </w:r>
           </w:p>
           <w:p>
@@ -4258,7 +4258,7 @@
                 <w:szCs w:val="32"/>
                 <w:rtl/>
               </w:rPr>
-              <w:t xml:space="preserve">اَلْمُسَاعَدَةُ</w:t>
+              <w:t xml:space="preserve">اَلمُسَاعَدَةُ</w:t>
             </w:r>
           </w:p>
           <w:p>
@@ -4308,7 +4308,7 @@
                 <w:szCs w:val="32"/>
                 <w:rtl/>
               </w:rPr>
-              <w:t xml:space="preserve">اَلِاعْتِذَارُ</w:t>
+              <w:t xml:space="preserve">اَلاعْتِذَارُ</w:t>
             </w:r>
           </w:p>
           <w:p>
@@ -4363,7 +4363,7 @@
                 <w:szCs w:val="32"/>
                 <w:rtl/>
               </w:rPr>
-              <w:t xml:space="preserve">اَلْوَفَاءُ بِالْوَعْدِ</w:t>
+              <w:t xml:space="preserve">اَلوَفَاءُ بِالْوَعْدِ</w:t>
             </w:r>
           </w:p>
           <w:p>
@@ -4413,7 +4413,7 @@
                 <w:szCs w:val="32"/>
                 <w:rtl/>
               </w:rPr>
-              <w:t xml:space="preserve">اَلْإِنْصَافُ</w:t>
+              <w:t xml:space="preserve">اَلإِنْصَافُ</w:t>
             </w:r>
           </w:p>
           <w:p>
@@ -4463,7 +4463,7 @@
                 <w:szCs w:val="32"/>
                 <w:rtl/>
               </w:rPr>
-              <w:t xml:space="preserve">اَلتَّسَامُحُ</w:t>
+              <w:t xml:space="preserve">اَلتَّسَامُحُ</w:t>
             </w:r>
           </w:p>
           <w:p>
@@ -4513,7 +4513,7 @@
                 <w:szCs w:val="32"/>
                 <w:rtl/>
               </w:rPr>
-              <w:t xml:space="preserve">اَلْقَنَاعَةُ</w:t>
+              <w:t xml:space="preserve">اَلقَنَاعَةُ</w:t>
             </w:r>
           </w:p>
           <w:p>
@@ -4982,7 +4982,7 @@
                 <w:szCs w:val="32"/>
                 <w:rtl/>
               </w:rPr>
-              <w:t xml:space="preserve">حَالَاتٌ لِلنِّقَاشِ</w:t>
+              <w:t xml:space="preserve">حَالَاتٌ لِلنِّقَاشِ</w:t>
             </w:r>
           </w:p>
           <w:p>
@@ -5000,7 +5000,7 @@
                 <w:szCs w:val="30"/>
                 <w:rtl/>
               </w:rPr>
-              <w:t xml:space="preserve">١ — وَجَدَ سَعِيدٌ مِحْفَظَةً فِي مَمَرِّ الْمَدْرَسَةِ ، وَفِيهَا نُقُودٌ كَثِيرَةٌ. مَاذَا يَفْعَلُ ؟</w:t>
+              <w:t xml:space="preserve">١ — وَجَدَ سَعِيدٌ مِحْفَظَةً فِي مَمَرِّ المَدْرَسَةِ ، وَفِيهَا نُقُودٌ كَثِيرَةٌ. مَاذَا يَفْعَلُ ؟</w:t>
             </w:r>
           </w:p>
           <w:p>
@@ -5018,7 +5018,7 @@
                 <w:szCs w:val="30"/>
                 <w:rtl/>
               </w:rPr>
-              <w:t xml:space="preserve">٢ — يَتَكَلَّمُ بَعْضُ الطُّلَّابِ عَنْ زَمِيلٍ غَائِبٍ بِكَلَامٍ سَيِّئٍ. مَاذَا تَفْعَلُ أَنْتَ ؟</w:t>
+              <w:t xml:space="preserve">٢ — يَتَكَلَّمُ بَعْضُ الطُّلَّابِ عَنْ زَمِيلٍ غَائِبٍ بِكَلَامٍ سَيِّئٍ. مَاذَا تَفْعَلُ أَنْتَ ؟</w:t>
             </w:r>
           </w:p>
           <w:p>
@@ -5036,7 +5036,7 @@
                 <w:szCs w:val="30"/>
                 <w:rtl/>
               </w:rPr>
-              <w:t xml:space="preserve">٣ — كَسَرَ أَحْمَدُ زُجَاجَ النَّافِذَةِ وَلَمْ يَرَهُ أَحَدٌ. مَاذَا يَجِبُ عَلَيْهِ ؟</w:t>
+              <w:t xml:space="preserve">٣ — كَسَرَ أَحْمَد زُجَاجَ النَّافِذَةِ وَلَمْ يَرَهُ أَحَدٌ. مَاذَا يَجِبُ عَلَيْهِ ؟</w:t>
             </w:r>
           </w:p>
           <w:p>
@@ -5863,7 +5863,7 @@
           <w:sz w:val="18"/>
           <w:szCs w:val="18"/>
         </w:rPr>
-        <w:t xml:space="preserve">Gerekçe bağlacı “لِأَنَّ” ile en az bir cümle kurmaya çalış.</w:t>
+        <w:t xml:space="preserve">Gerekçe bağlacı “لِأَنَّ” ile en az bir cümle kurmaya çalış.</w:t>
       </w:r>
     </w:p>
     <w:tbl>
@@ -5928,7 +5928,7 @@
                 <w:szCs w:val="30"/>
                 <w:rtl/>
               </w:rPr>
-              <w:t xml:space="preserve">يَجِبُ أَنْ   —   لَا يَجُوزُ   —   مِنَ الْأَفْضَلِ   —   نَحْنُ نَخْتَارُ   —   لِأَنَّ   —   اَلْقِيمَةُ</w:t>
+              <w:t xml:space="preserve">يَجِبُ أَنْ   —   لَا يَجُوزُ   —   مِن الأَفْضَلِ   —   نَحْنُ نَخْتَارُ   —   لِأَنَّ   —   اَلقِيمَةُ</w:t>
             </w:r>
           </w:p>
         </w:tc>

--- a/dosyalar/etkinlikler/8-sinif/arapca-8-1-etkinlik.docx
+++ b/dosyalar/etkinlikler/8-sinif/arapca-8-1-etkinlik.docx
@@ -3945,7 +3945,7 @@
             </w:pPr>
             <w:r>
               <w:rPr>
-                <w:rFonts w:ascii="Markazi Text" w:cs="Markazi Text" w:eastAsia="Markazi Text" w:hAnsi="Markazi Text"/>
+                <w:rFonts w:ascii="Arakom" w:cs="Arakom" w:eastAsia="Arakom" w:hAnsi="Arakom"/>
                 <w:b w:val="false"/>
                 <w:bCs w:val="false"/>
                 <w:color w:val="111111"/>
@@ -3995,7 +3995,7 @@
             </w:pPr>
             <w:r>
               <w:rPr>
-                <w:rFonts w:ascii="Markazi Text" w:cs="Markazi Text" w:eastAsia="Markazi Text" w:hAnsi="Markazi Text"/>
+                <w:rFonts w:ascii="Arakom" w:cs="Arakom" w:eastAsia="Arakom" w:hAnsi="Arakom"/>
                 <w:b w:val="false"/>
                 <w:bCs w:val="false"/>
                 <w:color w:val="111111"/>
@@ -4045,7 +4045,7 @@
             </w:pPr>
             <w:r>
               <w:rPr>
-                <w:rFonts w:ascii="Markazi Text" w:cs="Markazi Text" w:eastAsia="Markazi Text" w:hAnsi="Markazi Text"/>
+                <w:rFonts w:ascii="Arakom" w:cs="Arakom" w:eastAsia="Arakom" w:hAnsi="Arakom"/>
                 <w:b w:val="false"/>
                 <w:bCs w:val="false"/>
                 <w:color w:val="111111"/>
@@ -4095,7 +4095,7 @@
             </w:pPr>
             <w:r>
               <w:rPr>
-                <w:rFonts w:ascii="Markazi Text" w:cs="Markazi Text" w:eastAsia="Markazi Text" w:hAnsi="Markazi Text"/>
+                <w:rFonts w:ascii="Arakom" w:cs="Arakom" w:eastAsia="Arakom" w:hAnsi="Arakom"/>
                 <w:b w:val="false"/>
                 <w:bCs w:val="false"/>
                 <w:color w:val="111111"/>
@@ -4150,7 +4150,7 @@
             </w:pPr>
             <w:r>
               <w:rPr>
-                <w:rFonts w:ascii="Markazi Text" w:cs="Markazi Text" w:eastAsia="Markazi Text" w:hAnsi="Markazi Text"/>
+                <w:rFonts w:ascii="Arakom" w:cs="Arakom" w:eastAsia="Arakom" w:hAnsi="Arakom"/>
                 <w:b w:val="false"/>
                 <w:bCs w:val="false"/>
                 <w:color w:val="111111"/>
@@ -4200,7 +4200,7 @@
             </w:pPr>
             <w:r>
               <w:rPr>
-                <w:rFonts w:ascii="Markazi Text" w:cs="Markazi Text" w:eastAsia="Markazi Text" w:hAnsi="Markazi Text"/>
+                <w:rFonts w:ascii="Arakom" w:cs="Arakom" w:eastAsia="Arakom" w:hAnsi="Arakom"/>
                 <w:b w:val="false"/>
                 <w:bCs w:val="false"/>
                 <w:color w:val="111111"/>
@@ -4250,7 +4250,7 @@
             </w:pPr>
             <w:r>
               <w:rPr>
-                <w:rFonts w:ascii="Markazi Text" w:cs="Markazi Text" w:eastAsia="Markazi Text" w:hAnsi="Markazi Text"/>
+                <w:rFonts w:ascii="Arakom" w:cs="Arakom" w:eastAsia="Arakom" w:hAnsi="Arakom"/>
                 <w:b w:val="false"/>
                 <w:bCs w:val="false"/>
                 <w:color w:val="111111"/>
@@ -4300,7 +4300,7 @@
             </w:pPr>
             <w:r>
               <w:rPr>
-                <w:rFonts w:ascii="Markazi Text" w:cs="Markazi Text" w:eastAsia="Markazi Text" w:hAnsi="Markazi Text"/>
+                <w:rFonts w:ascii="Arakom" w:cs="Arakom" w:eastAsia="Arakom" w:hAnsi="Arakom"/>
                 <w:b w:val="false"/>
                 <w:bCs w:val="false"/>
                 <w:color w:val="111111"/>
@@ -4355,7 +4355,7 @@
             </w:pPr>
             <w:r>
               <w:rPr>
-                <w:rFonts w:ascii="Markazi Text" w:cs="Markazi Text" w:eastAsia="Markazi Text" w:hAnsi="Markazi Text"/>
+                <w:rFonts w:ascii="Arakom" w:cs="Arakom" w:eastAsia="Arakom" w:hAnsi="Arakom"/>
                 <w:b w:val="false"/>
                 <w:bCs w:val="false"/>
                 <w:color w:val="111111"/>
@@ -4405,7 +4405,7 @@
             </w:pPr>
             <w:r>
               <w:rPr>
-                <w:rFonts w:ascii="Markazi Text" w:cs="Markazi Text" w:eastAsia="Markazi Text" w:hAnsi="Markazi Text"/>
+                <w:rFonts w:ascii="Arakom" w:cs="Arakom" w:eastAsia="Arakom" w:hAnsi="Arakom"/>
                 <w:b w:val="false"/>
                 <w:bCs w:val="false"/>
                 <w:color w:val="111111"/>
@@ -4455,7 +4455,7 @@
             </w:pPr>
             <w:r>
               <w:rPr>
-                <w:rFonts w:ascii="Markazi Text" w:cs="Markazi Text" w:eastAsia="Markazi Text" w:hAnsi="Markazi Text"/>
+                <w:rFonts w:ascii="Arakom" w:cs="Arakom" w:eastAsia="Arakom" w:hAnsi="Arakom"/>
                 <w:b w:val="false"/>
                 <w:bCs w:val="false"/>
                 <w:color w:val="111111"/>
@@ -4505,7 +4505,7 @@
             </w:pPr>
             <w:r>
               <w:rPr>
-                <w:rFonts w:ascii="Markazi Text" w:cs="Markazi Text" w:eastAsia="Markazi Text" w:hAnsi="Markazi Text"/>
+                <w:rFonts w:ascii="Arakom" w:cs="Arakom" w:eastAsia="Arakom" w:hAnsi="Arakom"/>
                 <w:b w:val="false"/>
                 <w:bCs w:val="false"/>
                 <w:color w:val="111111"/>
@@ -4974,7 +4974,7 @@
             </w:pPr>
             <w:r>
               <w:rPr>
-                <w:rFonts w:ascii="Markazi Text" w:cs="Markazi Text" w:eastAsia="Markazi Text" w:hAnsi="Markazi Text"/>
+                <w:rFonts w:ascii="Arakom" w:cs="Arakom" w:eastAsia="Arakom" w:hAnsi="Arakom"/>
                 <w:b/>
                 <w:bCs/>
                 <w:color w:val="111111"/>
@@ -4992,7 +4992,7 @@
             </w:pPr>
             <w:r>
               <w:rPr>
-                <w:rFonts w:ascii="Markazi Text" w:cs="Markazi Text" w:eastAsia="Markazi Text" w:hAnsi="Markazi Text"/>
+                <w:rFonts w:ascii="Arakom" w:cs="Arakom" w:eastAsia="Arakom" w:hAnsi="Arakom"/>
                 <w:b w:val="false"/>
                 <w:bCs w:val="false"/>
                 <w:color w:val="111111"/>
@@ -5010,7 +5010,7 @@
             </w:pPr>
             <w:r>
               <w:rPr>
-                <w:rFonts w:ascii="Markazi Text" w:cs="Markazi Text" w:eastAsia="Markazi Text" w:hAnsi="Markazi Text"/>
+                <w:rFonts w:ascii="Arakom" w:cs="Arakom" w:eastAsia="Arakom" w:hAnsi="Arakom"/>
                 <w:b w:val="false"/>
                 <w:bCs w:val="false"/>
                 <w:color w:val="111111"/>
@@ -5028,7 +5028,7 @@
             </w:pPr>
             <w:r>
               <w:rPr>
-                <w:rFonts w:ascii="Markazi Text" w:cs="Markazi Text" w:eastAsia="Markazi Text" w:hAnsi="Markazi Text"/>
+                <w:rFonts w:ascii="Arakom" w:cs="Arakom" w:eastAsia="Arakom" w:hAnsi="Arakom"/>
                 <w:b w:val="false"/>
                 <w:bCs w:val="false"/>
                 <w:color w:val="111111"/>
@@ -5046,7 +5046,7 @@
             </w:pPr>
             <w:r>
               <w:rPr>
-                <w:rFonts w:ascii="Markazi Text" w:cs="Markazi Text" w:eastAsia="Markazi Text" w:hAnsi="Markazi Text"/>
+                <w:rFonts w:ascii="Arakom" w:cs="Arakom" w:eastAsia="Arakom" w:hAnsi="Arakom"/>
                 <w:b w:val="false"/>
                 <w:bCs w:val="false"/>
                 <w:color w:val="111111"/>
@@ -5920,7 +5920,7 @@
             </w:pPr>
             <w:r>
               <w:rPr>
-                <w:rFonts w:ascii="Markazi Text" w:cs="Markazi Text" w:eastAsia="Markazi Text" w:hAnsi="Markazi Text"/>
+                <w:rFonts w:ascii="Arakom" w:cs="Arakom" w:eastAsia="Arakom" w:hAnsi="Arakom"/>
                 <w:b w:val="false"/>
                 <w:bCs w:val="false"/>
                 <w:color w:val="111111"/>
